--- a/mahnung-schreiben/zahlungserinnerung-vorlage-firmendo.docx
+++ b/mahnung-schreiben/zahlungserinnerung-vorlage-firmendo.docx
@@ -111,7 +111,7 @@
         <w:rPr>
           <w:b/>
         </w:rPr>
-        <w:t>Zahlungserinnerung zur Rechnung Nr. [2026-0142] vom [15.09.2026]</w:t>
+        <w:t>Zahlungserinnerung zur Rechnung Nr. [2026-0142] vom [15.10.2026]</w:t>
       </w:r>
     </w:p>
     <w:p>
@@ -133,7 +133,7 @@
         <w:rPr>
           <w:b w:val="0"/>
         </w:rPr>
-        <w:t>vielen Dank für Ihren Auftrag. Bei der Durchsicht unserer Buchhaltung ist uns aufgefallen, dass der Rechnungsbetrag von [1.190,00 €] aus der Rechnung Nr. [2026-0142] vom [15.09.2026] mit Zahlungsziel [29.09.2026] bisher nicht bei uns eingegangen ist.</w:t>
+        <w:t>vielen Dank für Ihren Auftrag. Bei der Durchsicht unserer Buchhaltung ist uns aufgefallen, dass der Rechnungsbetrag von [1.190,00 €] aus der Rechnung Nr. [2026-0142] vom [15.10.2026] mit Zahlungsziel [29.10.2026] bisher nicht bei uns eingegangen ist.</w:t>
       </w:r>
     </w:p>
     <w:p>
@@ -144,7 +144,7 @@
         <w:rPr>
           <w:b w:val="0"/>
         </w:rPr>
-        <w:t>Sicher handelt es sich um ein Versehen. Wir bitten Sie, den Betrag bis zum [20.10.2026] auf unser Konto zu überweisen:</w:t>
+        <w:t>Sicher handelt es sich um ein Versehen. Wir bitten Sie, den Betrag bis zum [13.11.2026] auf unser Konto zu überweisen:</w:t>
       </w:r>
     </w:p>
     <w:p>
